--- a/document file/design note.docx
+++ b/document file/design note.docx
@@ -14,7 +14,15 @@
           <w:b/>
           <w:bCs/>
         </w:rPr>
-        <w:t xml:space="preserve">1. </w:t>
+        <w:t>1</w:t>
+      </w:r>
+      <w:proofErr w:type="gramStart"/>
+      <w:r>
+        <w:rPr>
+          <w:b/>
+          <w:bCs/>
+        </w:rPr>
+        <w:t xml:space="preserve">. </w:t>
       </w:r>
       <w:r>
         <w:rPr>
@@ -29,7 +37,15 @@
           <w:b/>
           <w:bCs/>
         </w:rPr>
-        <w:t xml:space="preserve"> Main Files</w:t>
+        <w:t xml:space="preserve"> Main</w:t>
+      </w:r>
+      <w:proofErr w:type="gramEnd"/>
+      <w:r>
+        <w:rPr>
+          <w:b/>
+          <w:bCs/>
+        </w:rPr>
+        <w:t xml:space="preserve"> Files</w:t>
       </w:r>
     </w:p>
     <w:p>
@@ -39,8 +55,13 @@
           <w:numId w:val="1"/>
         </w:numPr>
       </w:pPr>
-      <w:r>
-        <w:t>index.html : Homepage</w:t>
+      <w:proofErr w:type="gramStart"/>
+      <w:r>
+        <w:t>index.html :</w:t>
+      </w:r>
+      <w:proofErr w:type="gramEnd"/>
+      <w:r>
+        <w:t xml:space="preserve"> Homepage</w:t>
       </w:r>
     </w:p>
     <w:p>
@@ -50,8 +71,13 @@
           <w:numId w:val="1"/>
         </w:numPr>
       </w:pPr>
-      <w:r>
-        <w:t>category.html : Category Page</w:t>
+      <w:proofErr w:type="gramStart"/>
+      <w:r>
+        <w:t>category.html :</w:t>
+      </w:r>
+      <w:proofErr w:type="gramEnd"/>
+      <w:r>
+        <w:t xml:space="preserve"> Category Page</w:t>
       </w:r>
     </w:p>
     <w:p>
@@ -107,8 +133,13 @@
           <w:numId w:val="2"/>
         </w:numPr>
       </w:pPr>
-      <w:r>
-        <w:t>style.css : Main design</w:t>
+      <w:proofErr w:type="gramStart"/>
+      <w:r>
+        <w:t>style.css :</w:t>
+      </w:r>
+      <w:proofErr w:type="gramEnd"/>
+      <w:r>
+        <w:t xml:space="preserve"> Main design</w:t>
       </w:r>
     </w:p>
     <w:p>
@@ -118,8 +149,13 @@
           <w:numId w:val="2"/>
         </w:numPr>
       </w:pPr>
-      <w:r>
-        <w:t>navbar.css : Menu &amp; Header</w:t>
+      <w:proofErr w:type="gramStart"/>
+      <w:r>
+        <w:t>navbar.css :</w:t>
+      </w:r>
+      <w:proofErr w:type="gramEnd"/>
+      <w:r>
+        <w:t xml:space="preserve"> Menu &amp; Header</w:t>
       </w:r>
     </w:p>
     <w:p>
@@ -129,8 +165,13 @@
           <w:numId w:val="2"/>
         </w:numPr>
       </w:pPr>
-      <w:r>
-        <w:t>product-card.css : Product box design</w:t>
+      <w:proofErr w:type="gramStart"/>
+      <w:r>
+        <w:t>product-card.css :</w:t>
+      </w:r>
+      <w:proofErr w:type="gramEnd"/>
+      <w:r>
+        <w:t xml:space="preserve"> Product box design</w:t>
       </w:r>
     </w:p>
     <w:p>
@@ -141,7 +182,15 @@
         </w:numPr>
       </w:pPr>
       <w:r>
-        <w:t>category.css &amp; filter.css : Category page &amp; Filter sidebar design</w:t>
+        <w:t xml:space="preserve">category.css &amp; </w:t>
+      </w:r>
+      <w:proofErr w:type="gramStart"/>
+      <w:r>
+        <w:t>filter.css :</w:t>
+      </w:r>
+      <w:proofErr w:type="gramEnd"/>
+      <w:r>
+        <w:t xml:space="preserve"> Category page &amp; Filter sidebar design</w:t>
       </w:r>
     </w:p>
     <w:p>
@@ -221,8 +270,13 @@
           <w:numId w:val="3"/>
         </w:numPr>
       </w:pPr>
-      <w:r>
-        <w:t>dozo.png : Project Logo</w:t>
+      <w:proofErr w:type="gramStart"/>
+      <w:r>
+        <w:t>dozo.png :</w:t>
+      </w:r>
+      <w:proofErr w:type="gramEnd"/>
+      <w:r>
+        <w:t xml:space="preserve"> Project Logo</w:t>
       </w:r>
     </w:p>
     <w:p>
@@ -374,26 +428,32 @@
         <w:t xml:space="preserve"> </w:t>
       </w:r>
       <w:proofErr w:type="spellStart"/>
+      <w:proofErr w:type="gramStart"/>
       <w:r>
         <w:t>en.json</w:t>
       </w:r>
       <w:proofErr w:type="spellEnd"/>
+      <w:proofErr w:type="gramEnd"/>
       <w:r>
         <w:t xml:space="preserve">, </w:t>
       </w:r>
       <w:proofErr w:type="spellStart"/>
+      <w:proofErr w:type="gramStart"/>
       <w:r>
         <w:t>ja.json</w:t>
       </w:r>
       <w:proofErr w:type="spellEnd"/>
+      <w:proofErr w:type="gramEnd"/>
       <w:r>
         <w:t xml:space="preserve">, </w:t>
       </w:r>
       <w:proofErr w:type="spellStart"/>
+      <w:proofErr w:type="gramStart"/>
       <w:r>
         <w:t>bn.json</w:t>
       </w:r>
       <w:proofErr w:type="spellEnd"/>
+      <w:proofErr w:type="gramEnd"/>
       <w:r>
         <w:t xml:space="preserve"> </w:t>
       </w:r>
@@ -423,6 +483,76 @@
       </w:r>
     </w:p>
     <w:p/>
+    <w:p/>
+    <w:p/>
+    <w:p>
+      <w:r>
+        <w:rPr>
+          <w:rFonts w:hint="eastAsia"/>
+        </w:rPr>
+        <w:t xml:space="preserve">storage </w:t>
+      </w:r>
+      <w:proofErr w:type="gramStart"/>
+      <w:r>
+        <w:rPr>
+          <w:rFonts w:hint="eastAsia"/>
+        </w:rPr>
+        <w:t>need</w:t>
+      </w:r>
+      <w:proofErr w:type="gramEnd"/>
+      <w:r>
+        <w:rPr>
+          <w:rFonts w:hint="eastAsia"/>
+        </w:rPr>
+        <w:t>.</w:t>
+      </w:r>
+    </w:p>
+    <w:p>
+      <w:r>
+        <w:t>L</w:t>
+      </w:r>
+      <w:r>
+        <w:rPr>
+          <w:rFonts w:hint="eastAsia"/>
+        </w:rPr>
+        <w:t xml:space="preserve">ocation </w:t>
+      </w:r>
+      <w:proofErr w:type="gramStart"/>
+      <w:r>
+        <w:rPr>
+          <w:rFonts w:hint="eastAsia"/>
+        </w:rPr>
+        <w:t>add</w:t>
+      </w:r>
+      <w:proofErr w:type="gramEnd"/>
+      <w:r>
+        <w:rPr>
+          <w:rFonts w:hint="eastAsia"/>
+        </w:rPr>
+        <w:t xml:space="preserve"> </w:t>
+      </w:r>
+      <w:proofErr w:type="spellStart"/>
+      <w:r>
+        <w:rPr>
+          <w:rFonts w:hint="eastAsia"/>
+        </w:rPr>
+        <w:t>koar</w:t>
+      </w:r>
+      <w:proofErr w:type="spellEnd"/>
+      <w:r>
+        <w:rPr>
+          <w:rFonts w:hint="eastAsia"/>
+        </w:rPr>
+        <w:t xml:space="preserve"> element</w:t>
+      </w:r>
+    </w:p>
+    <w:p>
+      <w:pPr>
+        <w:rPr>
+          <w:rFonts w:hint="eastAsia"/>
+        </w:rPr>
+      </w:pPr>
+    </w:p>
     <w:sectPr>
       <w:pgSz w:w="11906" w:h="16838"/>
       <w:pgMar w:top="1985" w:right="1701" w:bottom="1701" w:left="1701" w:header="720" w:footer="720" w:gutter="0"/>
@@ -1646,6 +1776,7 @@
   <w:style w:type="character" w:default="1" w:styleId="a0">
     <w:name w:val="Default Paragraph Font"/>
     <w:uiPriority w:val="1"/>
+    <w:semiHidden/>
     <w:unhideWhenUsed/>
   </w:style>
   <w:style w:type="table" w:default="1" w:styleId="a1">
